--- a/files/m1-philosophy-original-redacted.docx
+++ b/files/m1-philosophy-original-redacted.docx
@@ -191,7 +191,7 @@
           <w:i/>
           <w:sz w:val="18"/>
         </w:rPr>
-        <w:t>Note on the black bars: this portfolio is publicly readable, so passages naming colleagues at my workplace and describing the organization's finances have been removed from this document. The redacted text is deleted from the file itself, not merely covered, and cannot be recovered from it. Nothing about my argument was removed — only details that identify other people.</w:t>
+        <w:t>Note on the black bars: I chose to redact some information to protect my privacy. The redacted text has been removed from this file rather than covered over.</w:t>
       </w:r>
     </w:p>
     <w:sectPr>
